--- a/onboarding-app/backend/Vetragsset DE - Advisory Vertrag DE 2025.docx
+++ b/onboarding-app/backend/Vetragsset DE - Advisory Vertrag DE 2025.docx
@@ -15133,12 +15133,14 @@
         </w:rPr>
         <w:t xml:space="preserve"> </w:t>
       </w:r>
+      <w:bookmarkStart w:id="41" w:name="FormularLetter"/>
       <w:r>
         <w:rPr>
           <w:spacing w:val="-5"/>
         </w:rPr>
         <w:t>A)</w:t>
       </w:r>
+      <w:bookmarkEnd w:id="41"/>
     </w:p>
     <w:p>
       <w:pPr>
